--- a/java-notes/SpringBoot Annotations.docx
+++ b/java-notes/SpringBoot Annotations.docx
@@ -11,7 +11,6 @@
           <w:szCs w:val="28"/>
         </w:rPr>
       </w:pPr>
-      <w:proofErr w:type="spellStart"/>
       <w:r>
         <w:rPr>
           <w:b/>
@@ -19,17 +18,7 @@
           <w:sz w:val="28"/>
           <w:szCs w:val="28"/>
         </w:rPr>
-        <w:t>SpringBoot</w:t>
-      </w:r>
-      <w:proofErr w:type="spellEnd"/>
-      <w:r>
-        <w:rPr>
-          <w:b/>
-          <w:bCs/>
-          <w:sz w:val="28"/>
-          <w:szCs w:val="28"/>
-        </w:rPr>
-        <w:t xml:space="preserve"> Annotations:</w:t>
+        <w:t>SpringBoot Annotations:</w:t>
       </w:r>
     </w:p>
     <w:p>
@@ -68,26 +57,13 @@
         <w:t>E</w:t>
       </w:r>
       <w:r>
-        <w:t xml:space="preserve">nables automatic configuration of your Spring application based on the dependencies present in the </w:t>
-      </w:r>
-      <w:proofErr w:type="spellStart"/>
-      <w:r>
-        <w:t>classpath</w:t>
-      </w:r>
-      <w:proofErr w:type="spellEnd"/>
+        <w:t>nables automatic configuration of your Spring application based on the dependencies present in the classpath</w:t>
+      </w:r>
       <w:r>
         <w:t>. Manual configuration and boiler plate code is reduced.</w:t>
       </w:r>
       <w:r>
-        <w:t xml:space="preserve"> Scans the class path for jar files and configure </w:t>
-      </w:r>
-      <w:proofErr w:type="gramStart"/>
-      <w:r>
-        <w:t>automatically(</w:t>
-      </w:r>
-      <w:proofErr w:type="gramEnd"/>
-      <w:r>
-        <w:t>database, message brokers)</w:t>
+        <w:t xml:space="preserve"> Scans the class path for jar files and configure automatically(database, message brokers)</w:t>
       </w:r>
     </w:p>
     <w:p>
@@ -97,17 +73,7 @@
         </w:tabs>
       </w:pPr>
       <w:r>
-        <w:t xml:space="preserve">It loads the set of default configurations based on dependencies added in pom.xml or </w:t>
-      </w:r>
-      <w:proofErr w:type="spellStart"/>
-      <w:proofErr w:type="gramStart"/>
-      <w:r>
-        <w:t>build.gradle</w:t>
-      </w:r>
-      <w:proofErr w:type="spellEnd"/>
-      <w:proofErr w:type="gramEnd"/>
-      <w:r>
-        <w:t xml:space="preserve"> file.</w:t>
+        <w:t>It loads the set of default configurations based on dependencies added in pom.xml or build.gradle file.</w:t>
       </w:r>
     </w:p>
     <w:p>
@@ -115,13 +81,8 @@
         <w:t xml:space="preserve">Exclude from Auto configuration: </w:t>
       </w:r>
       <w:r>
-        <w:t>@EnableAutoConfiguration (exclude</w:t>
-      </w:r>
-      <w:proofErr w:type="gramStart"/>
-      <w:r>
-        <w:t>={</w:t>
-      </w:r>
-      <w:proofErr w:type="gramEnd"/>
+        <w:t>@EnableAutoConfiguration (exclude={</w:t>
+      </w:r>
       <w:r>
         <w:t>&lt;Class&gt;</w:t>
       </w:r>
@@ -147,31 +108,7 @@
         <w:t>. A</w:t>
       </w:r>
       <w:r>
-        <w:t xml:space="preserve">ttributes like </w:t>
-      </w:r>
-      <w:proofErr w:type="spellStart"/>
-      <w:r>
-        <w:t>basePackageClasses</w:t>
-      </w:r>
-      <w:proofErr w:type="spellEnd"/>
-      <w:r>
-        <w:t xml:space="preserve">, </w:t>
-      </w:r>
-      <w:proofErr w:type="spellStart"/>
-      <w:r>
-        <w:t>basePackages</w:t>
-      </w:r>
-      <w:proofErr w:type="spellEnd"/>
-      <w:r>
-        <w:t xml:space="preserve">, and </w:t>
-      </w:r>
-      <w:proofErr w:type="spellStart"/>
-      <w:r>
-        <w:t>includeFilters</w:t>
-      </w:r>
-      <w:proofErr w:type="spellEnd"/>
-      <w:r>
-        <w:t xml:space="preserve"> to control the scanning process</w:t>
+        <w:t>ttributes like basePackageClasses, basePackages, and includeFilters to control the scanning process</w:t>
       </w:r>
     </w:p>
     <w:p>
@@ -636,74 +573,75 @@
         <w:t xml:space="preserve"> </w:t>
       </w:r>
       <w:r>
-        <w:t xml:space="preserve">@RestController is used in the case of REST style controllers </w:t>
-      </w:r>
-      <w:proofErr w:type="gramStart"/>
-      <w:r>
-        <w:t>i.e.</w:t>
-      </w:r>
-      <w:proofErr w:type="gramEnd"/>
-      <w:r>
-        <w:t xml:space="preserve"> handler methods shall return the JSON/XML response directly to the client rather than using view resolvers. The @RestController is a convenience annotation that combines the @Controller and @ResponseBody annotations.</w:t>
-      </w:r>
-    </w:p>
-    <w:p>
-      <w:r>
-        <w:rPr>
-          <w:b/>
-          <w:bCs/>
-        </w:rPr>
-        <w:t>@</w:t>
-      </w:r>
-      <w:proofErr w:type="gramStart"/>
-      <w:r>
-        <w:rPr>
-          <w:b/>
-          <w:bCs/>
-        </w:rPr>
-        <w:t>RequestMapping</w:t>
+        <w:t>@RestController is used in the case of REST style controllers i.e. handler methods shall return the JSON/XML response directly to the client rather than using view resolvers. The @RestController is a convenience annotation that combines the @Controller and @ResponseBody annotations.</w:t>
+      </w:r>
+    </w:p>
+    <w:p>
+      <w:r>
+        <w:rPr>
+          <w:b/>
+          <w:bCs/>
+        </w:rPr>
+        <w:t>@RequestMapping</w:t>
       </w:r>
       <w:r>
         <w:t xml:space="preserve"> </w:t>
       </w:r>
       <w:r>
+        <w:t>: Used to map web requests (URLs) to specific controller methods</w:t>
+      </w:r>
+    </w:p>
+    <w:p>
+      <w:r>
+        <w:t>@GetMapping, @PostMapping</w:t>
+      </w:r>
+      <w:r>
+        <w:t>, @PatchMapping, @PutMapping</w:t>
+      </w:r>
+    </w:p>
+    <w:p>
+      <w:r>
+        <w:rPr>
+          <w:b/>
+          <w:bCs/>
+        </w:rPr>
+        <w:t>@Aspect</w:t>
+      </w:r>
+      <w:r>
+        <w:t xml:space="preserve">: </w:t>
+      </w:r>
+      <w:r>
+        <w:t>Marks the class as an aspect, which contains cross-cutting concerns</w:t>
+      </w:r>
+      <w:r>
+        <w:t xml:space="preserve"> and </w:t>
+      </w:r>
+      <w:r>
+        <w:t>Use @Bean methods in @Configuration classes to register the aspect class</w:t>
+      </w:r>
+      <w:r>
+        <w:t>.</w:t>
+      </w:r>
+    </w:p>
+    <w:p>
+      <w:r>
+        <w:rPr>
+          <w:b/>
+          <w:bCs/>
+        </w:rPr>
+        <w:t>@Async</w:t>
+      </w:r>
+      <w:r>
         <w:t>:</w:t>
       </w:r>
-      <w:proofErr w:type="gramEnd"/>
-      <w:r>
-        <w:t xml:space="preserve"> U</w:t>
-      </w:r>
-      <w:r>
-        <w:t>sed to map web requests (URLs) to specific controller methods</w:t>
-      </w:r>
-    </w:p>
-    <w:p>
-      <w:r>
-        <w:t>@GetMapping, @PostMapping</w:t>
-      </w:r>
-      <w:r>
-        <w:t>, @PatchMapping, @PutMapping</w:t>
-      </w:r>
-    </w:p>
-    <w:p>
-      <w:r>
-        <w:rPr>
-          <w:b/>
-          <w:bCs/>
-        </w:rPr>
-        <w:t>@Aspect</w:t>
-      </w:r>
-      <w:r>
-        <w:t xml:space="preserve">: </w:t>
-      </w:r>
-      <w:r>
-        <w:t>Marks the class as an aspect, which contains cross-cutting concerns</w:t>
-      </w:r>
-      <w:r>
-        <w:t xml:space="preserve"> and </w:t>
-      </w:r>
-      <w:r>
-        <w:t>Use @Bean methods in @Configuration classes to register the aspect class</w:t>
+      <w:r>
+        <w:t xml:space="preserve"> </w:t>
+      </w:r>
+      <w:r>
+        <w:t xml:space="preserve">Used </w:t>
+      </w:r>
+      <w:r>
+        <w:t>to mark a method as asynchronous. This means that the method will be executed in a separate thread, and the calling thread will not be blocked waiting for the method to complete</w:t>
       </w:r>
       <w:r>
         <w:t>.</w:t>
@@ -711,152 +649,120 @@
     </w:p>
     <w:p>
       <w:r>
-        <w:rPr>
-          <w:b/>
-          <w:bCs/>
-        </w:rPr>
-        <w:t>@Async</w:t>
-      </w:r>
-      <w:r>
-        <w:t>:</w:t>
-      </w:r>
-      <w:r>
+        <w:t xml:space="preserve">Add @Async in method level annotation for which needs to be run asynchronously and @EnableAsync in Main method or </w:t>
+      </w:r>
+      <w:r>
+        <w:t>create a bean of Executor with thread pool task in c</w:t>
+      </w:r>
+      <w:r>
+        <w:t>onfiguration class</w:t>
+      </w:r>
+      <w:r>
+        <w:t>.</w:t>
+      </w:r>
+    </w:p>
+    <w:p>
+      <w:r>
+        <w:rPr>
+          <w:rStyle w:val="Strong"/>
+        </w:rPr>
+        <w:t>@RequestBody</w:t>
+      </w:r>
+      <w:r>
+        <w:t>: Used to bind the body of the HTTP request to a method parameter.</w:t>
+      </w:r>
+      <w:r>
+        <w:t xml:space="preserve"> Maps incoming JSON request</w:t>
+      </w:r>
+      <w:r>
+        <w:t xml:space="preserve"> body</w:t>
+      </w:r>
+      <w:r>
+        <w:t xml:space="preserve"> to DTO Object</w:t>
+      </w:r>
+      <w:r>
+        <w:t>.</w:t>
+      </w:r>
+    </w:p>
+    <w:p>
+      <w:r>
+        <w:rPr>
+          <w:rStyle w:val="Strong"/>
+        </w:rPr>
+        <w:t xml:space="preserve">@ResponseBody: </w:t>
+      </w:r>
+      <w:r>
+        <w:t>return value of a controller method directly into the HTTP response body, instead of rendering it through a view (like JSP or Thymeleaf)</w:t>
+      </w:r>
+    </w:p>
+    <w:p>
+      <w:r>
+        <w:rPr>
+          <w:rStyle w:val="Strong"/>
+        </w:rPr>
+        <w:t>@PathVariable</w:t>
+      </w:r>
+      <w:r>
+        <w:t>: Used to extract values from the URL path.</w:t>
+      </w:r>
+    </w:p>
+    <w:p>
+      <w:r>
+        <w:rPr>
+          <w:rStyle w:val="Strong"/>
+        </w:rPr>
+        <w:t>@RequestParam</w:t>
+      </w:r>
+      <w:r>
+        <w:t>: Used to extract query parameters from the request URL.</w:t>
+      </w:r>
+      <w:r>
+        <w:t xml:space="preserve"> Used when optional filtering</w:t>
+      </w:r>
+      <w:r>
+        <w:t xml:space="preserve"> of data</w:t>
+      </w:r>
+    </w:p>
+    <w:p>
+      <w:r>
+        <w:rPr>
+          <w:b/>
+          <w:bCs/>
+        </w:rPr>
+        <w:t xml:space="preserve">@ComponentScan: </w:t>
+      </w:r>
+      <w:r>
+        <w:t>D</w:t>
+      </w:r>
+      <w:r>
+        <w:t>etect and manage beans within your application context.</w:t>
+      </w:r>
+      <w:r>
+        <w:rPr>
+          <w:b/>
+          <w:bCs/>
+        </w:rPr>
         <w:t xml:space="preserve"> </w:t>
       </w:r>
       <w:r>
-        <w:t xml:space="preserve">Used </w:t>
-      </w:r>
-      <w:r>
-        <w:t>to mark a method as asynchronous. This means that the method will be executed in a separate thread, and the calling thread will not be blocked waiting for the method to complete</w:t>
-      </w:r>
-      <w:r>
-        <w:t>.</w:t>
-      </w:r>
-    </w:p>
-    <w:p>
-      <w:r>
-        <w:t xml:space="preserve">Add @Async in method level annotation for which needs to be run asynchronously and @EnableAsync in Main method or </w:t>
-      </w:r>
-      <w:r>
-        <w:t>create a bean of Executor with thread pool task in c</w:t>
-      </w:r>
-      <w:r>
-        <w:t>onfiguration class</w:t>
-      </w:r>
-      <w:r>
-        <w:t>.</w:t>
-      </w:r>
-    </w:p>
-    <w:p>
-      <w:r>
-        <w:rPr>
-          <w:rStyle w:val="Strong"/>
-        </w:rPr>
-        <w:t>@RequestBody</w:t>
-      </w:r>
-      <w:r>
-        <w:t>: Used to bind the body of the HTTP request to a method parameter.</w:t>
-      </w:r>
-      <w:r>
-        <w:t xml:space="preserve"> Maps incoming JSON request</w:t>
-      </w:r>
-      <w:r>
-        <w:t xml:space="preserve"> body</w:t>
-      </w:r>
-      <w:r>
-        <w:t xml:space="preserve"> to DTO Object</w:t>
-      </w:r>
-      <w:r>
-        <w:t>.</w:t>
-      </w:r>
-    </w:p>
-    <w:p>
-      <w:r>
-        <w:rPr>
-          <w:rStyle w:val="Strong"/>
-        </w:rPr>
-        <w:t xml:space="preserve">@ResponseBody: </w:t>
-      </w:r>
-      <w:r>
-        <w:t xml:space="preserve">return value of a controller method directly into the HTTP response body, instead of rendering it through a view (like JSP or </w:t>
-      </w:r>
-      <w:proofErr w:type="spellStart"/>
-      <w:r>
-        <w:t>Thymeleaf</w:t>
-      </w:r>
-      <w:proofErr w:type="spellEnd"/>
-      <w:r>
-        <w:t>)</w:t>
-      </w:r>
-    </w:p>
-    <w:p>
-      <w:r>
-        <w:rPr>
-          <w:rStyle w:val="Strong"/>
-        </w:rPr>
-        <w:t>@PathVariable</w:t>
-      </w:r>
-      <w:r>
-        <w:t>: Used to extract values from the URL path.</w:t>
-      </w:r>
-    </w:p>
-    <w:p>
-      <w:r>
-        <w:rPr>
-          <w:rStyle w:val="Strong"/>
-        </w:rPr>
-        <w:t>@RequestParam</w:t>
-      </w:r>
-      <w:r>
-        <w:t>: Used to extract query parameters from the request URL.</w:t>
-      </w:r>
-      <w:r>
-        <w:t xml:space="preserve"> Used when optional filtering</w:t>
-      </w:r>
-      <w:r>
-        <w:t xml:space="preserve"> of data</w:t>
-      </w:r>
-    </w:p>
-    <w:p>
-      <w:r>
-        <w:rPr>
-          <w:b/>
-          <w:bCs/>
-        </w:rPr>
-        <w:t xml:space="preserve">@ComponentScan: </w:t>
-      </w:r>
-      <w:r>
-        <w:t>D</w:t>
-      </w:r>
-      <w:r>
-        <w:t>etect and manage beans within your application context.</w:t>
-      </w:r>
-      <w:r>
-        <w:rPr>
-          <w:b/>
-          <w:bCs/>
-        </w:rPr>
+        <w:t>I</w:t>
+      </w:r>
+      <w:r>
+        <w:t>nstruct</w:t>
+      </w:r>
+      <w:r>
+        <w:t>s</w:t>
+      </w:r>
+      <w:r>
+        <w:t xml:space="preserve"> the </w:t>
+      </w:r>
+      <w:r>
+        <w:t>spring boot</w:t>
+      </w:r>
+      <w:r>
         <w:t xml:space="preserve"> </w:t>
       </w:r>
       <w:r>
-        <w:t>I</w:t>
-      </w:r>
-      <w:r>
-        <w:t>nstruct</w:t>
-      </w:r>
-      <w:r>
-        <w:t>s</w:t>
-      </w:r>
-      <w:r>
-        <w:t xml:space="preserve"> the </w:t>
-      </w:r>
-      <w:r>
-        <w:t>spring boot</w:t>
-      </w:r>
-      <w:r>
-        <w:t xml:space="preserve"> </w:t>
-      </w:r>
-      <w:r>
         <w:t>application</w:t>
       </w:r>
       <w:r>
@@ -868,31 +774,7 @@
     </w:p>
     <w:p>
       <w:r>
-        <w:t>@</w:t>
-      </w:r>
-      <w:proofErr w:type="gramStart"/>
-      <w:r>
-        <w:t>ComponentScan(</w:t>
-      </w:r>
-      <w:proofErr w:type="gramEnd"/>
-      <w:r>
-        <w:t>basePackages = {"</w:t>
-      </w:r>
-      <w:proofErr w:type="spellStart"/>
-      <w:r>
-        <w:t>com.example.service</w:t>
-      </w:r>
-      <w:proofErr w:type="spellEnd"/>
-      <w:r>
-        <w:t>", "</w:t>
-      </w:r>
-      <w:proofErr w:type="spellStart"/>
-      <w:r>
-        <w:t>com.example.repository</w:t>
-      </w:r>
-      <w:proofErr w:type="spellEnd"/>
-      <w:r>
-        <w:t>"})</w:t>
+        <w:t>@ComponentScan(basePackages = {"com.example.service", "com.example.repository"})</w:t>
       </w:r>
       <w:r>
         <w:t xml:space="preserve"> is used to scan specific packages.</w:t>
@@ -1053,139 +935,357 @@
           <w:bCs/>
           <w:lang w:val="en-US"/>
         </w:rPr>
-        <w:t xml:space="preserve"> Bean loads if a class is on the </w:t>
-      </w:r>
-      <w:proofErr w:type="spellStart"/>
-      <w:r>
-        <w:rPr>
-          <w:b/>
-          <w:bCs/>
-          <w:lang w:val="en-US"/>
-        </w:rPr>
-        <w:t>classpath</w:t>
-      </w:r>
-      <w:proofErr w:type="spellEnd"/>
-      <w:r>
-        <w:rPr>
-          <w:b/>
-          <w:bCs/>
-          <w:lang w:val="en-US"/>
+        <w:t xml:space="preserve"> Bean loads if a class is on the classpath.</w:t>
+      </w:r>
+    </w:p>
+    <w:p>
+      <w:pPr>
+        <w:rPr>
+          <w:b/>
+          <w:bCs/>
+          <w:lang w:val="en-US"/>
+        </w:rPr>
+      </w:pPr>
+      <w:r>
+        <w:rPr>
+          <w:b/>
+          <w:bCs/>
+          <w:lang w:val="en-US"/>
+        </w:rPr>
+        <w:t xml:space="preserve"> @ConditionalOnMissingBean</w:t>
+      </w:r>
+      <w:r>
+        <w:rPr>
+          <w:b/>
+          <w:bCs/>
+          <w:lang w:val="en-US"/>
+        </w:rPr>
+        <w:t>:</w:t>
+      </w:r>
+      <w:r>
+        <w:rPr>
+          <w:b/>
+          <w:bCs/>
+          <w:lang w:val="en-US"/>
+        </w:rPr>
+        <w:t xml:space="preserve"> Bean loads only if another bean is not present.</w:t>
+      </w:r>
+    </w:p>
+    <w:p>
+      <w:pPr>
+        <w:rPr>
+          <w:b/>
+          <w:bCs/>
+          <w:lang w:val="en-US"/>
+        </w:rPr>
+      </w:pPr>
+      <w:r>
+        <w:rPr>
+          <w:b/>
+          <w:bCs/>
+          <w:lang w:val="en-US"/>
+        </w:rPr>
+        <w:t xml:space="preserve"> @ConditionalOnExpression</w:t>
+      </w:r>
+      <w:r>
+        <w:rPr>
+          <w:b/>
+          <w:bCs/>
+          <w:lang w:val="en-US"/>
+        </w:rPr>
+        <w:t>:</w:t>
+      </w:r>
+      <w:r>
+        <w:rPr>
+          <w:b/>
+          <w:bCs/>
+          <w:lang w:val="en-US"/>
+        </w:rPr>
+        <w:t xml:space="preserve"> Bean loads if a SpEL expression evaluates to true.</w:t>
+      </w:r>
+    </w:p>
+    <w:p>
+      <w:r>
+        <w:rPr>
+          <w:b/>
+          <w:bCs/>
+        </w:rPr>
+        <w:t>@Value</w:t>
+      </w:r>
+      <w:r>
+        <w:t>:</w:t>
+      </w:r>
+      <w:r>
+        <w:t xml:space="preserve"> I</w:t>
+      </w:r>
+      <w:r>
+        <w:t>nject values from external sources</w:t>
+      </w:r>
+      <w:r>
+        <w:t>(properties files or environment file)</w:t>
+      </w:r>
+      <w:r>
+        <w:t xml:space="preserve">, </w:t>
+      </w:r>
+    </w:p>
+    <w:p>
+      <w:r>
+        <w:rPr>
+          <w:b/>
+          <w:bCs/>
+        </w:rPr>
+        <w:t>@Profile</w:t>
+      </w:r>
+      <w:r>
+        <w:t>: U</w:t>
+      </w:r>
+      <w:r>
+        <w:t>sed to conditionally enable or disable beans and configurations based on the active runtime environment</w:t>
+      </w:r>
+      <w:r>
+        <w:t xml:space="preserve"> </w:t>
+      </w:r>
+      <w:r>
+        <w:t>@Profile("profile-name")</w:t>
+      </w:r>
+    </w:p>
+    <w:p>
+      <w:pPr>
+        <w:tabs>
+          <w:tab w:val="left" w:pos="2328"/>
+        </w:tabs>
+      </w:pPr>
+      <w:r>
+        <w:rPr>
+          <w:b/>
+          <w:bCs/>
+        </w:rPr>
+        <w:t>@PropertySource</w:t>
+      </w:r>
+      <w:r>
+        <w:rPr>
+          <w:b/>
+          <w:bCs/>
+        </w:rPr>
+        <w:t xml:space="preserve">: </w:t>
+      </w:r>
+      <w:r>
+        <w:t>U</w:t>
+      </w:r>
+      <w:r>
+        <w:t>sed to add custom .properties files to the Spring Environment, making their key/value pairs available for use within the application.</w:t>
+      </w:r>
+    </w:p>
+    <w:p>
+      <w:r>
+        <w:rPr>
+          <w:b/>
+          <w:bCs/>
+        </w:rPr>
+        <w:t>@Import</w:t>
+      </w:r>
+      <w:r>
+        <w:rPr>
+          <w:b/>
+          <w:bCs/>
+        </w:rPr>
+        <w:t xml:space="preserve">: </w:t>
+      </w:r>
+      <w:r>
+        <w:t>U</w:t>
+      </w:r>
+      <w:r>
+        <w:t>sed to include additional Java-based configuration classes into the current application context</w:t>
+      </w:r>
+      <w:r>
+        <w:t>. In Bulk Contribution we have used the Import to add the configurations present in common-service framework</w:t>
+      </w:r>
+      <w:r>
+        <w:t>. We can add @Components and @Confgurations classes both in @Import.</w:t>
+      </w:r>
+    </w:p>
+    <w:p>
+      <w:pPr>
+        <w:tabs>
+          <w:tab w:val="left" w:pos="916"/>
+          <w:tab w:val="left" w:pos="1832"/>
+          <w:tab w:val="left" w:pos="2748"/>
+          <w:tab w:val="left" w:pos="3664"/>
+          <w:tab w:val="left" w:pos="4580"/>
+          <w:tab w:val="left" w:pos="5496"/>
+          <w:tab w:val="left" w:pos="6412"/>
+          <w:tab w:val="left" w:pos="7328"/>
+          <w:tab w:val="left" w:pos="8244"/>
+          <w:tab w:val="left" w:pos="9160"/>
+          <w:tab w:val="left" w:pos="10076"/>
+          <w:tab w:val="left" w:pos="10992"/>
+          <w:tab w:val="left" w:pos="11908"/>
+          <w:tab w:val="left" w:pos="12824"/>
+          <w:tab w:val="left" w:pos="13740"/>
+          <w:tab w:val="left" w:pos="14656"/>
+        </w:tabs>
+        <w:spacing w:after="0" w:line="240" w:lineRule="auto"/>
+        <w:rPr>
+          <w:rFonts w:ascii="Courier New" w:eastAsia="Times New Roman" w:hAnsi="Courier New" w:cs="Courier New"/>
+          <w:color w:val="0A0A0A"/>
+          <w:kern w:val="0"/>
+          <w:sz w:val="20"/>
+          <w:szCs w:val="20"/>
+          <w:lang w:eastAsia="en-IN"/>
+          <w14:ligatures w14:val="none"/>
+        </w:rPr>
+      </w:pPr>
+      <w:r>
+        <w:rPr>
+          <w:rFonts w:ascii="Courier New" w:eastAsia="Times New Roman" w:hAnsi="Courier New" w:cs="Courier New"/>
+          <w:color w:val="0A0A0A"/>
+          <w:kern w:val="0"/>
+          <w:sz w:val="20"/>
+          <w:szCs w:val="20"/>
+          <w:lang w:eastAsia="en-IN"/>
+          <w14:ligatures w14:val="none"/>
+        </w:rPr>
+        <w:t>@</w:t>
+      </w:r>
+      <w:r>
+        <w:rPr>
+          <w:rFonts w:ascii="Courier New" w:eastAsia="Times New Roman" w:hAnsi="Courier New" w:cs="Courier New"/>
+          <w:color w:val="9334E6"/>
+          <w:kern w:val="0"/>
+          <w:sz w:val="20"/>
+          <w:szCs w:val="20"/>
+          <w:lang w:eastAsia="en-IN"/>
+          <w14:ligatures w14:val="none"/>
+        </w:rPr>
+        <w:t>Configuration</w:t>
+      </w:r>
+    </w:p>
+    <w:p>
+      <w:pPr>
+        <w:tabs>
+          <w:tab w:val="left" w:pos="916"/>
+          <w:tab w:val="left" w:pos="1832"/>
+          <w:tab w:val="left" w:pos="2748"/>
+          <w:tab w:val="left" w:pos="3664"/>
+          <w:tab w:val="left" w:pos="4580"/>
+          <w:tab w:val="left" w:pos="5496"/>
+          <w:tab w:val="left" w:pos="6412"/>
+          <w:tab w:val="left" w:pos="7328"/>
+          <w:tab w:val="left" w:pos="8244"/>
+          <w:tab w:val="left" w:pos="9160"/>
+          <w:tab w:val="left" w:pos="10076"/>
+          <w:tab w:val="left" w:pos="10992"/>
+          <w:tab w:val="left" w:pos="11908"/>
+          <w:tab w:val="left" w:pos="12824"/>
+          <w:tab w:val="left" w:pos="13740"/>
+          <w:tab w:val="left" w:pos="14656"/>
+        </w:tabs>
+        <w:spacing w:after="0" w:line="240" w:lineRule="auto"/>
+        <w:rPr>
+          <w:rFonts w:ascii="Courier New" w:eastAsia="Times New Roman" w:hAnsi="Courier New" w:cs="Courier New"/>
+          <w:color w:val="0A0A0A"/>
+          <w:kern w:val="0"/>
+          <w:sz w:val="21"/>
+          <w:szCs w:val="21"/>
+          <w:lang w:eastAsia="en-IN"/>
+          <w14:ligatures w14:val="none"/>
+        </w:rPr>
+      </w:pPr>
+      <w:r>
+        <w:rPr>
+          <w:rFonts w:ascii="Courier New" w:eastAsia="Times New Roman" w:hAnsi="Courier New" w:cs="Courier New"/>
+          <w:color w:val="0A0A0A"/>
+          <w:kern w:val="0"/>
+          <w:sz w:val="20"/>
+          <w:szCs w:val="20"/>
+          <w:lang w:eastAsia="en-IN"/>
+          <w14:ligatures w14:val="none"/>
+        </w:rPr>
+        <w:t>@</w:t>
+      </w:r>
+      <w:r>
+        <w:rPr>
+          <w:rFonts w:ascii="Courier New" w:eastAsia="Times New Roman" w:hAnsi="Courier New" w:cs="Courier New"/>
+          <w:color w:val="9334E6"/>
+          <w:kern w:val="0"/>
+          <w:sz w:val="20"/>
+          <w:szCs w:val="20"/>
+          <w:lang w:eastAsia="en-IN"/>
+          <w14:ligatures w14:val="none"/>
+        </w:rPr>
+        <w:t>Import</w:t>
+      </w:r>
+      <w:r>
+        <w:rPr>
+          <w:rFonts w:ascii="Courier New" w:eastAsia="Times New Roman" w:hAnsi="Courier New" w:cs="Courier New"/>
+          <w:color w:val="0A0A0A"/>
+          <w:kern w:val="0"/>
+          <w:sz w:val="20"/>
+          <w:szCs w:val="20"/>
+          <w:lang w:eastAsia="en-IN"/>
+          <w14:ligatures w14:val="none"/>
+        </w:rPr>
+        <w:t>({</w:t>
+      </w:r>
+      <w:r>
+        <w:rPr>
+          <w:rFonts w:ascii="Courier New" w:eastAsia="Times New Roman" w:hAnsi="Courier New" w:cs="Courier New"/>
+          <w:color w:val="9334E6"/>
+          <w:kern w:val="0"/>
+          <w:sz w:val="20"/>
+          <w:szCs w:val="20"/>
+          <w:lang w:eastAsia="en-IN"/>
+          <w14:ligatures w14:val="none"/>
+        </w:rPr>
+        <w:t xml:space="preserve"> TokenValidationService</w:t>
+      </w:r>
+      <w:r>
+        <w:rPr>
+          <w:rFonts w:ascii="Courier New" w:eastAsia="Times New Roman" w:hAnsi="Courier New" w:cs="Courier New"/>
+          <w:color w:val="0A0A0A"/>
+          <w:kern w:val="0"/>
+          <w:sz w:val="20"/>
+          <w:szCs w:val="20"/>
+          <w:lang w:eastAsia="en-IN"/>
+          <w14:ligatures w14:val="none"/>
         </w:rPr>
         <w:t>.</w:t>
       </w:r>
-    </w:p>
-    <w:p>
-      <w:pPr>
-        <w:rPr>
-          <w:b/>
-          <w:bCs/>
-          <w:lang w:val="en-US"/>
-        </w:rPr>
-      </w:pPr>
-      <w:r>
-        <w:rPr>
-          <w:b/>
-          <w:bCs/>
-          <w:lang w:val="en-US"/>
-        </w:rPr>
-        <w:t xml:space="preserve"> @ConditionalOnMissingBean</w:t>
-      </w:r>
-      <w:r>
-        <w:rPr>
-          <w:b/>
-          <w:bCs/>
-          <w:lang w:val="en-US"/>
-        </w:rPr>
-        <w:t>:</w:t>
-      </w:r>
-      <w:r>
-        <w:rPr>
-          <w:b/>
-          <w:bCs/>
-          <w:lang w:val="en-US"/>
-        </w:rPr>
-        <w:t xml:space="preserve"> Bean loads only if another bean is not present.</w:t>
-      </w:r>
-    </w:p>
-    <w:p>
-      <w:pPr>
-        <w:rPr>
-          <w:b/>
-          <w:bCs/>
-          <w:lang w:val="en-US"/>
-        </w:rPr>
-      </w:pPr>
-      <w:r>
-        <w:rPr>
-          <w:b/>
-          <w:bCs/>
-          <w:lang w:val="en-US"/>
-        </w:rPr>
-        <w:t xml:space="preserve"> @ConditionalOnExpression</w:t>
-      </w:r>
-      <w:r>
-        <w:rPr>
-          <w:b/>
-          <w:bCs/>
-          <w:lang w:val="en-US"/>
-        </w:rPr>
-        <w:t>:</w:t>
-      </w:r>
-      <w:r>
-        <w:rPr>
-          <w:b/>
-          <w:bCs/>
-          <w:lang w:val="en-US"/>
-        </w:rPr>
-        <w:t xml:space="preserve"> Bean loads if a </w:t>
-      </w:r>
-      <w:proofErr w:type="spellStart"/>
-      <w:r>
-        <w:rPr>
-          <w:b/>
-          <w:bCs/>
-          <w:lang w:val="en-US"/>
-        </w:rPr>
-        <w:t>SpEL</w:t>
-      </w:r>
-      <w:proofErr w:type="spellEnd"/>
-      <w:r>
-        <w:rPr>
-          <w:b/>
-          <w:bCs/>
-          <w:lang w:val="en-US"/>
-        </w:rPr>
-        <w:t xml:space="preserve"> expression evaluates to true.</w:t>
-      </w:r>
-    </w:p>
-    <w:p>
-      <w:r>
-        <w:t>@Value:</w:t>
-      </w:r>
-    </w:p>
-    <w:p>
-      <w:r>
-        <w:t>@Profile</w:t>
-      </w:r>
-    </w:p>
-    <w:p>
-      <w:r>
-        <w:t>@PropertySource</w:t>
-      </w:r>
-    </w:p>
-    <w:p>
-      <w:r>
-        <w:t>@Required</w:t>
-      </w:r>
-    </w:p>
-    <w:p>
-      <w:r>
-        <w:t>@PathVairable</w:t>
-      </w:r>
-    </w:p>
-    <w:p>
-      <w:r>
-        <w:t>@Import</w:t>
+      <w:r>
+        <w:rPr>
+          <w:rFonts w:ascii="Courier New" w:eastAsia="Times New Roman" w:hAnsi="Courier New" w:cs="Courier New"/>
+          <w:color w:val="9334E6"/>
+          <w:kern w:val="0"/>
+          <w:sz w:val="20"/>
+          <w:szCs w:val="20"/>
+          <w:lang w:eastAsia="en-IN"/>
+          <w14:ligatures w14:val="none"/>
+        </w:rPr>
+        <w:t>class</w:t>
+      </w:r>
+      <w:r>
+        <w:rPr>
+          <w:rFonts w:ascii="Courier New" w:eastAsia="Times New Roman" w:hAnsi="Courier New" w:cs="Courier New"/>
+          <w:color w:val="9334E6"/>
+          <w:kern w:val="0"/>
+          <w:sz w:val="20"/>
+          <w:szCs w:val="20"/>
+          <w:lang w:eastAsia="en-IN"/>
+          <w14:ligatures w14:val="none"/>
+        </w:rPr>
+        <w:t>, TokenValidationInterceptor.class</w:t>
+      </w:r>
+      <w:r>
+        <w:rPr>
+          <w:rFonts w:ascii="Courier New" w:eastAsia="Times New Roman" w:hAnsi="Courier New" w:cs="Courier New"/>
+          <w:color w:val="0A0A0A"/>
+          <w:kern w:val="0"/>
+          <w:sz w:val="20"/>
+          <w:szCs w:val="20"/>
+          <w:lang w:eastAsia="en-IN"/>
+          <w14:ligatures w14:val="none"/>
+        </w:rPr>
+        <w:t>})</w:t>
       </w:r>
     </w:p>
     <w:p>
@@ -1816,6 +1916,75 @@
       <w:bCs/>
     </w:rPr>
   </w:style>
+  <w:style w:type="paragraph" w:styleId="HTMLPreformatted">
+    <w:name w:val="HTML Preformatted"/>
+    <w:basedOn w:val="Normal"/>
+    <w:link w:val="HTMLPreformattedChar"/>
+    <w:uiPriority w:val="99"/>
+    <w:semiHidden/>
+    <w:unhideWhenUsed/>
+    <w:rsid w:val="008D0AB1"/>
+    <w:pPr>
+      <w:tabs>
+        <w:tab w:val="left" w:pos="916"/>
+        <w:tab w:val="left" w:pos="1832"/>
+        <w:tab w:val="left" w:pos="2748"/>
+        <w:tab w:val="left" w:pos="3664"/>
+        <w:tab w:val="left" w:pos="4580"/>
+        <w:tab w:val="left" w:pos="5496"/>
+        <w:tab w:val="left" w:pos="6412"/>
+        <w:tab w:val="left" w:pos="7328"/>
+        <w:tab w:val="left" w:pos="8244"/>
+        <w:tab w:val="left" w:pos="9160"/>
+        <w:tab w:val="left" w:pos="10076"/>
+        <w:tab w:val="left" w:pos="10992"/>
+        <w:tab w:val="left" w:pos="11908"/>
+        <w:tab w:val="left" w:pos="12824"/>
+        <w:tab w:val="left" w:pos="13740"/>
+        <w:tab w:val="left" w:pos="14656"/>
+      </w:tabs>
+      <w:spacing w:after="0" w:line="240" w:lineRule="auto"/>
+    </w:pPr>
+    <w:rPr>
+      <w:rFonts w:ascii="Courier New" w:eastAsia="Times New Roman" w:hAnsi="Courier New" w:cs="Courier New"/>
+      <w:kern w:val="0"/>
+      <w:sz w:val="20"/>
+      <w:szCs w:val="20"/>
+      <w:lang w:eastAsia="en-IN"/>
+      <w14:ligatures w14:val="none"/>
+    </w:rPr>
+  </w:style>
+  <w:style w:type="character" w:customStyle="1" w:styleId="HTMLPreformattedChar">
+    <w:name w:val="HTML Preformatted Char"/>
+    <w:basedOn w:val="DefaultParagraphFont"/>
+    <w:link w:val="HTMLPreformatted"/>
+    <w:uiPriority w:val="99"/>
+    <w:semiHidden/>
+    <w:rsid w:val="008D0AB1"/>
+    <w:rPr>
+      <w:rFonts w:ascii="Courier New" w:eastAsia="Times New Roman" w:hAnsi="Courier New" w:cs="Courier New"/>
+      <w:kern w:val="0"/>
+      <w:sz w:val="20"/>
+      <w:szCs w:val="20"/>
+      <w:lang w:eastAsia="en-IN"/>
+      <w14:ligatures w14:val="none"/>
+    </w:rPr>
+  </w:style>
+  <w:style w:type="character" w:customStyle="1" w:styleId="undefined">
+    <w:name w:val="undefined"/>
+    <w:basedOn w:val="DefaultParagraphFont"/>
+    <w:rsid w:val="008D0AB1"/>
+  </w:style>
+  <w:style w:type="character" w:customStyle="1" w:styleId="aj3kod">
+    <w:name w:val="aj3kod"/>
+    <w:basedOn w:val="DefaultParagraphFont"/>
+    <w:rsid w:val="008D0AB1"/>
+  </w:style>
+  <w:style w:type="character" w:customStyle="1" w:styleId="mexsqb">
+    <w:name w:val="mexsqb"/>
+    <w:basedOn w:val="DefaultParagraphFont"/>
+    <w:rsid w:val="008D0AB1"/>
+  </w:style>
 </w:styles>
 </file>
 
